--- a/원고/1부/러시아어_컨설턴트_1아크.docx
+++ b/원고/1부/러시아어_컨설턴트_1아크.docx
@@ -185,6 +185,20 @@
     <w:p>
       <w:r>
         <w:rPr>
+          <w:b/>
+        </w:rPr>
+        <w:t>Настя:</w:t>
+      </w:r>
+      <w:r>
+        <w:rPr>
+          <w:b w:val="0"/>
+        </w:rPr>
+        <w:t xml:space="preserve"> (Кивая) И правильно. Цифры цифрами, а шахту надо посмотреть своими глазами. Лучше один раз увидеть, чем сто раз услышать.</w:t>
+      </w:r>
+    </w:p>
+    <w:p>
+      <w:r>
+        <w:rPr>
           <w:b w:val="0"/>
         </w:rPr>
       </w:r>
@@ -2927,6 +2941,34 @@
           <w:b w:val="0"/>
         </w:rPr>
         <w:t xml:space="preserve"> Урок, который стоит запомнить, для будущих проектов.</w:t>
+      </w:r>
+    </w:p>
+    <w:p>
+      <w:r>
+        <w:rPr>
+          <w:b/>
+        </w:rPr>
+        <w:t>Настя:</w:t>
+      </w:r>
+      <w:r>
+        <w:rPr>
+          <w:b w:val="0"/>
+        </w:rPr>
+        <w:t xml:space="preserve"> А ведь после первой статьи казалось, что нам здесь уже никто не поверит.</w:t>
+      </w:r>
+    </w:p>
+    <w:p>
+      <w:r>
+        <w:rPr>
+          <w:b/>
+        </w:rPr>
+        <w:t>Кирилл:</w:t>
+      </w:r>
+      <w:r>
+        <w:rPr>
+          <w:b w:val="0"/>
+        </w:rPr>
+        <w:t xml:space="preserve"> Как у Тютчева: «Нам не дано предугадать, как слово наше отзовётся». Тогда — один заголовок, сегодня — совсем другой.</w:t>
       </w:r>
     </w:p>
     <w:p>

--- a/원고/1부/러시아어_컨설턴트_1아크.docx
+++ b/원고/1부/러시아어_컨설턴트_1아크.docx
@@ -5210,6 +5210,194 @@
           <w:b w:val="0"/>
         </w:rPr>
         <w:t xml:space="preserve"> Обязательно передам. Удачи, в следующем проекте.</w:t>
+      </w:r>
+    </w:p>
+    <w:p>
+      <w:r>
+        <w:br w:type="page"/>
+      </w:r>
+    </w:p>
+    <w:p>
+      <w:pPr/>
+      <w:r>
+        <w:rPr>
+          <w:b/>
+          <w:bCs/>
+          <w:sz w:val="32"/>
+          <w:szCs w:val="32"/>
+        </w:rPr>
+        <w:t xml:space="preserve">📚 인용 해설 노트 — 1아크</w:t>
+      </w:r>
+    </w:p>
+    <w:p>
+      <w:pPr/>
+      <w:r>
+        <w:rPr/>
+        <w:t xml:space="preserve">이 화에 나온 러시아 고전 인용과 속담의 뜻, 원작 맥락, 쓰인 장면, 실제 대화에서 쓰는 요령을 정리했습니다.</w:t>
+      </w:r>
+    </w:p>
+    <w:p>
+      <w:pPr/>
+      <w:r>
+        <w:rPr>
+          <w:b/>
+          <w:bCs/>
+          <w:sz w:val="24"/>
+          <w:szCs w:val="24"/>
+        </w:rPr>
+        <w:t xml:space="preserve">인용 1 · «Лучше один раз увидеть, чем сто раз услышать»</w:t>
+      </w:r>
+    </w:p>
+    <w:p>
+      <w:pPr/>
+      <w:r>
+        <w:rPr>
+          <w:b/>
+          <w:bCs/>
+        </w:rPr>
+        <w:t xml:space="preserve">출전: </w:t>
+      </w:r>
+      <w:r>
+        <w:rPr/>
+        <w:t xml:space="preserve">러시아 속담</w:t>
+      </w:r>
+    </w:p>
+    <w:p>
+      <w:pPr/>
+      <w:r>
+        <w:rPr>
+          <w:b/>
+          <w:bCs/>
+        </w:rPr>
+        <w:t xml:space="preserve">뜻: </w:t>
+      </w:r>
+      <w:r>
+        <w:rPr/>
+        <w:t xml:space="preserve">백 번 듣는 것보다 한 번 보는 것이 낫다. 우리말 '백문이 불여일견'과 같습니다.</w:t>
+      </w:r>
+    </w:p>
+    <w:p>
+      <w:pPr/>
+      <w:r>
+        <w:rPr>
+          <w:b/>
+          <w:bCs/>
+        </w:rPr>
+        <w:t xml:space="preserve">원작·유래: </w:t>
+      </w:r>
+      <w:r>
+        <w:rPr/>
+        <w:t xml:space="preserve">한자 성어(百聞不如一見)와 뜻이 같은, 러시아에서 가장 흔히 쓰는 속담 가운데 하나입니다. 보고서나 소문보다 현장 확인을 강조할 때 씁니다.</w:t>
+      </w:r>
+    </w:p>
+    <w:p>
+      <w:pPr/>
+      <w:r>
+        <w:rPr>
+          <w:b/>
+          <w:bCs/>
+        </w:rPr>
+        <w:t xml:space="preserve">이 화에서: </w:t>
+      </w:r>
+      <w:r>
+        <w:rPr/>
+        <w:t xml:space="preserve">키릴이 감원 문제를 메일로 보내지 않고 시베리아 광산에 직접 가겠다고 하자, 나스탸가 맞장구치며 말합니다.</w:t>
+      </w:r>
+    </w:p>
+    <w:p>
+      <w:pPr/>
+      <w:r>
+        <w:rPr>
+          <w:b/>
+          <w:bCs/>
+        </w:rPr>
+        <w:t xml:space="preserve">대화 활용 팁: </w:t>
+      </w:r>
+      <w:r>
+        <w:rPr/>
+        <w:t xml:space="preserve">출장, 현장 방문, 직접 미팅을 제안할 때 쓰기 좋습니다. 예: «Давайте приеду к вам — лучше один раз увидеть, чем сто раз услышать.» 격식이 있는 자리에서도 무리가 없습니다.</w:t>
+      </w:r>
+    </w:p>
+    <w:p>
+      <w:pPr/>
+      <w:r>
+        <w:rPr>
+          <w:b/>
+          <w:bCs/>
+          <w:sz w:val="24"/>
+          <w:szCs w:val="24"/>
+        </w:rPr>
+        <w:t xml:space="preserve">인용 2 · «Нам не дано предугадать, / Как слово наше отзовётся…»</w:t>
+      </w:r>
+    </w:p>
+    <w:p>
+      <w:pPr/>
+      <w:r>
+        <w:rPr>
+          <w:b/>
+          <w:bCs/>
+        </w:rPr>
+        <w:t xml:space="preserve">출전: </w:t>
+      </w:r>
+      <w:r>
+        <w:rPr/>
+        <w:t xml:space="preserve">표도르 튜체프(Ф. И. Тютчев), 시 「Нам не дано предугадать」(1869)</w:t>
+      </w:r>
+    </w:p>
+    <w:p>
+      <w:pPr/>
+      <w:r>
+        <w:rPr>
+          <w:b/>
+          <w:bCs/>
+        </w:rPr>
+        <w:t xml:space="preserve">뜻: </w:t>
+      </w:r>
+      <w:r>
+        <w:rPr/>
+        <w:t xml:space="preserve">우리 말이 어떻게 메아리칠지 우리는 미리 알 수 없다.</w:t>
+      </w:r>
+    </w:p>
+    <w:p>
+      <w:pPr/>
+      <w:r>
+        <w:rPr>
+          <w:b/>
+          <w:bCs/>
+        </w:rPr>
+        <w:t xml:space="preserve">원작·유래: </w:t>
+      </w:r>
+      <w:r>
+        <w:rPr/>
+        <w:t xml:space="preserve">시의 뒤 구절은 «И нам сочувствие даётся, / Как нам даётся благодать»(그리고 공감은 은총처럼 우리에게 주어진다)로 이어집니다. 말의 결과는 통제할 수 없지만, 진심은 결국 공감으로 돌아온다는 뜻을 담고 있습니다.</w:t>
+      </w:r>
+    </w:p>
+    <w:p>
+      <w:pPr/>
+      <w:r>
+        <w:rPr>
+          <w:b/>
+          <w:bCs/>
+        </w:rPr>
+        <w:t xml:space="preserve">이 화에서: </w:t>
+      </w:r>
+      <w:r>
+        <w:rPr/>
+        <w:t xml:space="preserve">부정적인 첫 기사로 위기를 겪은 뒤, 옐레나 기자의 새 기사가 나가 여론이 바뀌자 키릴이 인용합니다.</w:t>
+      </w:r>
+    </w:p>
+    <w:p>
+      <w:pPr/>
+      <w:r>
+        <w:rPr>
+          <w:b/>
+          <w:bCs/>
+        </w:rPr>
+        <w:t xml:space="preserve">대화 활용 팁: </w:t>
+      </w:r>
+      <w:r>
+        <w:rPr/>
+        <w:t xml:space="preserve">언론 보도, 발표, SNS 글처럼 말의 파장을 돌아볼 때 씁니다. 신중함을 권할 때도, 예상 밖의 좋은 반응을 겸손하게 받을 때도 쓸 수 있습니다. 러시아 교양층이 아주 잘 아는 구절입니다.</w:t>
       </w:r>
     </w:p>
     <w:sectPr>
